--- a/Volume 1/Chapter 04 - Databases/SPA_Vol1_Ch4_Lesson4_9a_Filtering_Extended.docx
+++ b/Volume 1/Chapter 04 - Databases/SPA_Vol1_Ch4_Lesson4_9a_Filtering_Extended.docx
@@ -1074,9 +1074,129 @@
     </w:p>
     <w:p>
       <w:pPr>
+        <w:keepNext/>
+      </w:pPr>
+      <w:r>
+        <w:t>Next, let the tools create the Rust and Solidity project files, as in Lesson 4.0a. Remember, Cargo.toml describes the project: cargo init names it find_contacts, and cargo add pins the mysql crate at exactly 28.0.3. The Connector Setup below deletes the starter src\main.rs after cargo fetch, because each program is its own file in src\bin. Remember, forge init makes the Solidity project; --empty leaves out the sample files, and --force lets it run in the folder you just made.</w:t>
+      </w:r>
+    </w:p>
+    <w:p>
+      <w:pPr>
+        <w:keepNext/>
+      </w:pPr>
+    </w:p>
+    <w:p>
+      <w:pPr>
+        <w:pStyle w:val="CommandBlock"/>
+        <w:keepNext/>
+      </w:pPr>
+      <w:r>
+        <w:t>cargo init .\rust --name find_contacts --vcs none</w:t>
+      </w:r>
+    </w:p>
+    <w:p>
+      <w:pPr>
+        <w:pStyle w:val="CommandBlock"/>
+        <w:keepNext/>
+      </w:pPr>
+      <w:r>
+        <w:t>cargo add --manifest-path .\rust\Cargo.toml mysql@=28.0.3</w:t>
+      </w:r>
+    </w:p>
+    <w:p>
+      <w:pPr>
+        <w:pStyle w:val="CommandBlock"/>
+      </w:pPr>
+      <w:r>
+        <w:t>forge init .\solidity --empty --no-git --offline --force</w:t>
+      </w:r>
+    </w:p>
+    <w:p>
+      <w:pPr>
+        <w:keepNext/>
+      </w:pPr>
+    </w:p>
+    <w:p>
+      <w:r>
+        <w:t>Then type the Solidity project's settings file, foundry.toml; these scripts read and write no files, so it allows none. As in Chapter 1, notepad .\solidity\foundry.toml opens the file forge init wrote: replace its text with the file below, save it with Ctrl+S, and close Notepad.</w:t>
+      </w:r>
+    </w:p>
+    <w:p>
+      <w:pPr>
+        <w:keepNext/>
+      </w:pPr>
+    </w:p>
+    <w:p>
+      <w:pPr>
         <w:pStyle w:val="Heading3"/>
       </w:pPr>
       <w:r>
+        <w:t>solidity/foundry.toml</w:t>
+      </w:r>
+    </w:p>
+    <w:p>
+      <w:pPr>
+        <w:pStyle w:val="SourceCode"/>
+        <w:keepNext/>
+      </w:pPr>
+      <w:r>
+        <w:t>[profile.default]</w:t>
+      </w:r>
+    </w:p>
+    <w:p>
+      <w:pPr>
+        <w:pStyle w:val="SourceCode"/>
+        <w:keepNext/>
+      </w:pPr>
+      <w:r>
+        <w:t># The files in script/ are the only Solidity sources in this project.</w:t>
+      </w:r>
+    </w:p>
+    <w:p>
+      <w:pPr>
+        <w:pStyle w:val="SourceCode"/>
+        <w:keepNext/>
+      </w:pPr>
+      <w:r>
+        <w:t>src = "script"</w:t>
+      </w:r>
+    </w:p>
+    <w:p>
+      <w:pPr>
+        <w:pStyle w:val="SourceCode"/>
+        <w:keepNext/>
+      </w:pPr>
+      <w:r>
+        <w:t># forge install puts forge-std in lib/.</w:t>
+      </w:r>
+    </w:p>
+    <w:p>
+      <w:pPr>
+        <w:pStyle w:val="SourceCode"/>
+        <w:keepNext/>
+      </w:pPr>
+      <w:r>
+        <w:t>libs = ["lib"]</w:t>
+      </w:r>
+    </w:p>
+    <w:p>
+      <w:pPr>
+        <w:pStyle w:val="SourceCode"/>
+      </w:pPr>
+      <w:r>
+        <w:t># The scripts read and write no files, so no fs_permissions are needed.</w:t>
+      </w:r>
+    </w:p>
+    <w:p>
+      <w:pPr>
+        <w:keepNext/>
+      </w:pPr>
+    </w:p>
+    <w:p>
+      <w:pPr>
+        <w:pStyle w:val="Heading3"/>
+      </w:pPr>
+      <w:r>
         <w:t>Linux or macOS Project Setup</w:t>
       </w:r>
     </w:p>
@@ -1125,8 +1245,62 @@
       </w:pPr>
     </w:p>
     <w:p>
-      <w:r>
-        <w:t>Save each source and supporting file from this lesson into the matching path in the project layout. As in Chapter 1, notepad .\rust\Cargo.toml creates and opens one: choose Yes, type the file, save it with Ctrl+S, and close Notepad (on Linux or macOS, nano ./rust/Cargo.toml: type the file, then save and close it with Ctrl+O, Enter, then Ctrl+X). The Linux commands leave out the assembly folder, because Linux Assembly is deferred.</w:t>
+      <w:pPr>
+        <w:keepNext/>
+      </w:pPr>
+      <w:r>
+        <w:t>Then create the Rust and Solidity project files with the same commands as on Windows.</w:t>
+      </w:r>
+    </w:p>
+    <w:p>
+      <w:pPr>
+        <w:keepNext/>
+      </w:pPr>
+    </w:p>
+    <w:p>
+      <w:pPr>
+        <w:pStyle w:val="CommandBlock"/>
+        <w:keepNext/>
+      </w:pPr>
+      <w:r>
+        <w:t>cargo init ./rust --name find_contacts --vcs none</w:t>
+      </w:r>
+    </w:p>
+    <w:p>
+      <w:pPr>
+        <w:pStyle w:val="CommandBlock"/>
+        <w:keepNext/>
+      </w:pPr>
+      <w:r>
+        <w:t>cargo add --manifest-path ./rust/Cargo.toml mysql@=28.0.3</w:t>
+      </w:r>
+    </w:p>
+    <w:p>
+      <w:pPr>
+        <w:pStyle w:val="CommandBlock"/>
+      </w:pPr>
+      <w:r>
+        <w:t>forge init ./solidity --empty --no-git --offline --force</w:t>
+      </w:r>
+    </w:p>
+    <w:p>
+      <w:pPr>
+        <w:keepNext/>
+      </w:pPr>
+    </w:p>
+    <w:p>
+      <w:r>
+        <w:t>Type solidity/foundry.toml exactly as shown in the Windows setup.</w:t>
+      </w:r>
+    </w:p>
+    <w:p>
+      <w:pPr>
+        <w:keepNext/>
+      </w:pPr>
+    </w:p>
+    <w:p>
+      <w:r>
+        <w:t>You save each source file in its language's section below, as each is shown. As in Chapter 1, notepad .\rust\src\bin\basic_find_contacts.rs creates and opens one: choose Yes, type the file, save it with Ctrl+S, and close Notepad (on Linux or macOS, nano ./rust/src/bin/basic_find_contacts.rs: type the file, then save and close it with Ctrl+O, Enter, then Ctrl+X). The Linux commands leave out the assembly folder, because Linux Assembly is deferred.</w:t>
       </w:r>
     </w:p>
     <w:p>
@@ -1207,6 +1381,15 @@
         <w:keepNext/>
       </w:pPr>
       <w:r>
+        <w:t>Remove-Item .\rust\src\main.rs</w:t>
+      </w:r>
+    </w:p>
+    <w:p>
+      <w:pPr>
+        <w:pStyle w:val="CommandBlock"/>
+        <w:keepNext/>
+      </w:pPr>
+      <w:r>
         <w:t>curl.exe -fsSL -o .\vendor\mysql-1.9.0.tar `</w:t>
       </w:r>
     </w:p>
@@ -1273,6 +1456,15 @@
         <w:keepNext/>
       </w:pPr>
       <w:r>
+        <w:t>rm ./rust/src/main.rs</w:t>
+      </w:r>
+    </w:p>
+    <w:p>
+      <w:pPr>
+        <w:pStyle w:val="CommandBlock"/>
+        <w:keepNext/>
+      </w:pPr>
+      <w:r>
         <w:t>curl -fsSL -o ./vendor/mysql-1.9.0.tar \</w:t>
       </w:r>
     </w:p>
@@ -22683,7 +22875,7 @@
     </w:p>
     <w:p>
       <w:r>
-        <w:t>Cargo.toml names the Rust project and pins the mysql crate at exactly 28.0.3. foundry.toml is the Solidity project's settings file; these scripts read and write no files, so it allows none.</w:t>
+        <w:t>This is the file the setup commands wrote, shown here so you can check yours. Cargo.toml names the Rust project and pins the mysql crate at exactly 28.0.3. Yours has no comment lines, and its blank lines may differ; the comments here explain each part.</w:t>
       </w:r>
     </w:p>
     <w:p>
@@ -22803,77 +22995,6 @@
       </w:pPr>
       <w:r>
         <w:t>mysql = "=28.0.3"</w:t>
-      </w:r>
-    </w:p>
-    <w:p>
-      <w:pPr>
-        <w:keepNext/>
-      </w:pPr>
-    </w:p>
-    <w:p>
-      <w:pPr>
-        <w:keepNext/>
-      </w:pPr>
-    </w:p>
-    <w:p>
-      <w:pPr>
-        <w:pStyle w:val="Heading2"/>
-      </w:pPr>
-      <w:r>
-        <w:t>solidity/foundry.toml</w:t>
-      </w:r>
-    </w:p>
-    <w:p>
-      <w:pPr>
-        <w:pStyle w:val="SourceCode"/>
-        <w:keepNext/>
-      </w:pPr>
-      <w:r>
-        <w:t>[profile.default]</w:t>
-      </w:r>
-    </w:p>
-    <w:p>
-      <w:pPr>
-        <w:pStyle w:val="SourceCode"/>
-        <w:keepNext/>
-      </w:pPr>
-      <w:r>
-        <w:t># The files in script/ are the only Solidity sources in this project.</w:t>
-      </w:r>
-    </w:p>
-    <w:p>
-      <w:pPr>
-        <w:pStyle w:val="SourceCode"/>
-        <w:keepNext/>
-      </w:pPr>
-      <w:r>
-        <w:t>src = "script"</w:t>
-      </w:r>
-    </w:p>
-    <w:p>
-      <w:pPr>
-        <w:pStyle w:val="SourceCode"/>
-        <w:keepNext/>
-      </w:pPr>
-      <w:r>
-        <w:t># forge install puts forge-std in lib/.</w:t>
-      </w:r>
-    </w:p>
-    <w:p>
-      <w:pPr>
-        <w:pStyle w:val="SourceCode"/>
-        <w:keepNext/>
-      </w:pPr>
-      <w:r>
-        <w:t>libs = ["lib"]</w:t>
-      </w:r>
-    </w:p>
-    <w:p>
-      <w:pPr>
-        <w:pStyle w:val="SourceCode"/>
-      </w:pPr>
-      <w:r>
-        <w:t># The scripts read and write no files, so no fs_permissions are needed.</w:t>
       </w:r>
     </w:p>
     <w:p>
@@ -24587,31 +24708,31 @@
       </w:rPr>
     </w:lvl>
   </w:abstractNum>
-  <w:num w:numId="1" w16cid:durableId="423887728">
+  <w:num w:numId="1" w16cid:durableId="456798371">
     <w:abstractNumId w:val="8"/>
   </w:num>
-  <w:num w:numId="2" w16cid:durableId="1727030384">
+  <w:num w:numId="2" w16cid:durableId="1705210166">
     <w:abstractNumId w:val="6"/>
   </w:num>
-  <w:num w:numId="3" w16cid:durableId="1492528693">
+  <w:num w:numId="3" w16cid:durableId="1772775550">
     <w:abstractNumId w:val="5"/>
   </w:num>
-  <w:num w:numId="4" w16cid:durableId="562134763">
+  <w:num w:numId="4" w16cid:durableId="1439641539">
     <w:abstractNumId w:val="4"/>
   </w:num>
-  <w:num w:numId="5" w16cid:durableId="1966229550">
+  <w:num w:numId="5" w16cid:durableId="249892921">
     <w:abstractNumId w:val="7"/>
   </w:num>
-  <w:num w:numId="6" w16cid:durableId="1681930548">
+  <w:num w:numId="6" w16cid:durableId="1101023054">
     <w:abstractNumId w:val="3"/>
   </w:num>
-  <w:num w:numId="7" w16cid:durableId="526335300">
+  <w:num w:numId="7" w16cid:durableId="1981884394">
     <w:abstractNumId w:val="2"/>
   </w:num>
-  <w:num w:numId="8" w16cid:durableId="1980843204">
+  <w:num w:numId="8" w16cid:durableId="1661538050">
     <w:abstractNumId w:val="1"/>
   </w:num>
-  <w:num w:numId="9" w16cid:durableId="1943225515">
+  <w:num w:numId="9" w16cid:durableId="1611354403">
     <w:abstractNumId w:val="0"/>
   </w:num>
 </w:numbering>

--- a/Volume 1/Chapter 04 - Databases/SPA_Vol1_Ch4_Lesson4_9a_Filtering_Extended.docx
+++ b/Volume 1/Chapter 04 - Databases/SPA_Vol1_Ch4_Lesson4_9a_Filtering_Extended.docx
@@ -132,7 +132,7 @@
         <w:pStyle w:val="ListBullet"/>
       </w:pPr>
       <w:r>
-        <w:t>Remember, WHERE keeps only the rows whose condition is true; = compares a column with one value, and LIKE compares it with a pattern, in which % stands for any run of characters, even none, and _ for exactly one (Lesson 4.9). Set out the way they would be written in a file of SQL, the two searches are:</w:t>
+        <w:t>Remember, WHERE keeps only the rows whose condition is true; = compares a column with one value, and LIKE compares it with a pattern, in which % stands for any run of characters, even none, and _ for exactly one (Lesson 4.9). Set out the way they would be written in a file of SQL, the two searches are below. contacts_assembly is the Assembly programs' table; remember, each language keeps its own table (Lesson 4.4), so the Rust and Erlang programs search contacts_rust and contacts_erlang:</w:t>
       </w:r>
     </w:p>
     <w:p>
@@ -155,7 +155,7 @@
         <w:keepNext/>
       </w:pPr>
       <w:r>
-        <w:t>FROM contacts</w:t>
+        <w:t>FROM contacts_assembly</w:t>
       </w:r>
     </w:p>
     <w:p>
@@ -197,7 +197,7 @@
         <w:keepNext/>
       </w:pPr>
       <w:r>
-        <w:t>FROM contacts</w:t>
+        <w:t>FROM contacts_assembly</w:t>
       </w:r>
     </w:p>
     <w:p>
@@ -534,7 +534,7 @@
         <w:keepNext/>
       </w:pPr>
       <w:r>
-        <w:t>Setup: Reset contacts to Five Known Rows (Lesson 4.9's Data Reset)</w:t>
+        <w:t>Setup: Reset the Language's Table to Five Known Rows (Lesson 4.9's Data Reset)</w:t>
       </w:r>
     </w:p>
     <w:p>
@@ -672,7 +672,7 @@
         <w:pStyle w:val="ListBullet"/>
       </w:pPr>
       <w:r>
-        <w:t>Project Setup resets the contacts table to Lesson 4.9's five known contacts, ids 1 to 5: three at example.com and two at example.org, with only Grace Hopper's phone NULL. The programs only read; none of them changes the table.</w:t>
+        <w:t>Project Setup resets each language's own contacts table (contacts_assembly, contacts_rust, and contacts_erlang), each with its own file, to Lesson 4.9's five known contacts, ids 1 to 5: three at example.com and two at example.org, with only Grace Hopper's phone NULL. The programs only read; none of them changes the table.</w:t>
       </w:r>
     </w:p>
     <w:p>
@@ -696,10 +696,10 @@
         <w:pStyle w:val="ListBullet"/>
       </w:pPr>
       <w:r>
-        <w:t xml:space="preserve">A name search runs SELECT id, name, email, phone FROM contacts WHERE name = ? ORDER BY id with the term as the parameter and prints Name is and the term. A domain search builds the pattern %@ and the domain in code, runs the same SELECT with WHERE email LIKE ?, and prints Email matches and the pattern. Each label ends with a colon. Each contact found is printed as in Lesson 4.6a, with (no phone) for NULL, and a search that finds nothing prints two spaces and No contacts found. These are Lesson 4.9's lines, </w:t>
-      </w:r>
-      <w:r>
-        <w:t>word for word.</w:t>
+        <w:t>A name search runs SELECT id, name, email, phone FROM contacts_assembly WHERE name = ? ORDER BY id, with its own language's table, with the term as the parameter and prints Name is and the term. A domain search builds the pattern %@ and the domain in code, runs the same SELECT with WHERE email LIKE ?, and prints Email matches and the pattern. Each label ends with a colon. Each contact found is printed as in Lesson 4.6a, with (no phone) for NULL, and a search that finds nothing prints two spaces and No conta</w:t>
+      </w:r>
+      <w:r>
+        <w:t>cts found. These are Lesson 4.9's lines, word for word.</w:t>
       </w:r>
     </w:p>
     <w:p>
@@ -769,7 +769,7 @@
         <w:keepNext/>
       </w:pPr>
       <w:r>
-        <w:t xml:space="preserve">  sql/reset_contacts.sql</w:t>
+        <w:t xml:space="preserve">  sql/reset_contacts_assembly.sql</w:t>
       </w:r>
     </w:p>
     <w:p>
@@ -778,6 +778,24 @@
         <w:keepNext/>
       </w:pPr>
       <w:r>
+        <w:t xml:space="preserve">  sql/reset_contacts_rust.sql</w:t>
+      </w:r>
+    </w:p>
+    <w:p>
+      <w:pPr>
+        <w:pStyle w:val="CommandBlock"/>
+        <w:keepNext/>
+      </w:pPr>
+      <w:r>
+        <w:t xml:space="preserve">  sql/reset_contacts_erlang.sql</w:t>
+      </w:r>
+    </w:p>
+    <w:p>
+      <w:pPr>
+        <w:pStyle w:val="CommandBlock"/>
+        <w:keepNext/>
+      </w:pPr>
+      <w:r>
         <w:t xml:space="preserve">  assembly/windows/basic_find_contacts.asm</w:t>
       </w:r>
     </w:p>
@@ -895,7 +913,7 @@
     </w:p>
     <w:p>
       <w:r>
-        <w:t>This lesson uses what Lesson 4.0 set up once for the whole chapter: MySQL Server on port 3306, the lesson user devuser, the SPA_DB_PASSWORD variable, and the mysql client. Setup has three steps: the lesson folder, the connectors inside it, and the lesson's known contacts. Foundry is installed for every Solidity lesson.</w:t>
+        <w:t>This lesson uses what Lesson 4.0 set up once for the whole chapter: MySQL Server on port 3306, the lesson user devuser, the SPA_DB_PASSWORD variable, and the mysql client. Setup has three steps: the lesson folder, the connectors inside it, and the lesson's known contacts, in each language's own table. Foundry is installed for every Solidity lesson.</w:t>
       </w:r>
     </w:p>
     <w:p>
@@ -1731,7 +1749,10 @@
     </w:p>
     <w:p>
       <w:r>
-        <w:t>This is Lesson 4.9's Data Reset, unchanged. It resets the contacts table to a known state: it drops the table, with any rows earlier lessons or your own experiments left in it, creates it again with Lesson 4.4's exact definition, and inserts the five contacts. The programs print whatever their searches find, so the table must hold exactly these rows. Run it again whenever you want the table back in this state; the Chapter 4 project keeps its own data and never resets it.</w:t>
+        <w:t>This is Lesson 4.9's Data Reset, with one file for each of this lesson's languages. Remember, each language keeps its own table (Lesson 4.4), so each has its own reset file, which touches only that table: reset_contacts_assembly.sql resets contacts_assembly. Each file resets its table to a known state: it drops the table, with any rows earlier lessons or your own experiments left in it, creates it again with Lesson 4.4's exact definition, and inserts the five contacts. The programs print whatever their sear</w:t>
+      </w:r>
+      <w:r>
+        <w:t>ches find, so the table must hold exactly these rows. Run it again whenever you want the table back in this state; the Chapter 4 project keeps its own data and never resets it.</w:t>
       </w:r>
     </w:p>
     <w:p>
@@ -1754,25 +1775,33 @@
         <w:pStyle w:val="Heading3"/>
       </w:pPr>
       <w:r>
-        <w:t>sql/reset_contacts.sql</w:t>
-      </w:r>
-    </w:p>
-    <w:p>
-      <w:pPr>
-        <w:pStyle w:val="SourceCode"/>
-        <w:keepNext/>
-      </w:pPr>
-      <w:r>
-        <w:t>-- Lesson 4.9's known contacts. This file resets the contacts table: it</w:t>
-      </w:r>
-    </w:p>
-    <w:p>
-      <w:pPr>
-        <w:pStyle w:val="SourceCode"/>
-        <w:keepNext/>
-      </w:pPr>
-      <w:r>
-        <w:t>-- drops the table, with any rows earlier lessons or your own experiments</w:t>
+        <w:t>sql/reset_contacts_assembly.sql</w:t>
+      </w:r>
+    </w:p>
+    <w:p>
+      <w:pPr>
+        <w:pStyle w:val="SourceCode"/>
+        <w:keepNext/>
+      </w:pPr>
+      <w:r>
+        <w:t>-- Lesson 4.9's known contacts for Assembly. This file resets</w:t>
+      </w:r>
+    </w:p>
+    <w:p>
+      <w:pPr>
+        <w:pStyle w:val="SourceCode"/>
+        <w:keepNext/>
+      </w:pPr>
+      <w:r>
+        <w:t>-- contacts_assembly, the Assembly programs' own contacts table: it drops</w:t>
+      </w:r>
+    </w:p>
+    <w:p>
+      <w:pPr>
+        <w:pStyle w:val="SourceCode"/>
+      </w:pPr>
+      <w:r>
+        <w:t>-- the table, with any rows earlier lessons or your own experiments</w:t>
       </w:r>
     </w:p>
     <w:p>
@@ -1817,44 +1846,52 @@
         <w:pStyle w:val="SourceCode"/>
       </w:pPr>
       <w:r>
-        <w:t>DROP TABLE IF EXISTS contacts;</w:t>
-      </w:r>
-    </w:p>
-    <w:p>
-      <w:pPr>
-        <w:pStyle w:val="SourceCode"/>
-      </w:pPr>
-    </w:p>
-    <w:p>
-      <w:pPr>
-        <w:pStyle w:val="SourceCode"/>
-      </w:pPr>
-      <w:r>
-        <w:t>-- Lesson 4.4's contacts table, exactly as it defined it. CHARACTER SET</w:t>
-      </w:r>
-    </w:p>
-    <w:p>
-      <w:pPr>
-        <w:pStyle w:val="SourceCode"/>
-      </w:pPr>
-      <w:r>
-        <w:t>-- utf8mb4 also gives every text column utf8mb4's default collation, the</w:t>
-      </w:r>
-    </w:p>
-    <w:p>
-      <w:pPr>
-        <w:pStyle w:val="SourceCode"/>
-      </w:pPr>
-      <w:r>
-        <w:t>-- rules the server uses to compare text (Lesson 4.9).</w:t>
-      </w:r>
-    </w:p>
-    <w:p>
-      <w:pPr>
-        <w:pStyle w:val="SourceCode"/>
-      </w:pPr>
-      <w:r>
-        <w:t>CREATE TABLE contacts (</w:t>
+        <w:t>DROP TABLE IF EXISTS contacts_assembly;</w:t>
+      </w:r>
+    </w:p>
+    <w:p>
+      <w:pPr>
+        <w:pStyle w:val="SourceCode"/>
+      </w:pPr>
+    </w:p>
+    <w:p>
+      <w:pPr>
+        <w:pStyle w:val="SourceCode"/>
+      </w:pPr>
+      <w:r>
+        <w:t>-- Lesson 4.4's contacts_assembly table, exactly as it defined it.</w:t>
+      </w:r>
+    </w:p>
+    <w:p>
+      <w:pPr>
+        <w:pStyle w:val="SourceCode"/>
+      </w:pPr>
+      <w:r>
+        <w:t>-- CHARACTER SET utf8mb4 also gives every text column utf8mb4's</w:t>
+      </w:r>
+    </w:p>
+    <w:p>
+      <w:pPr>
+        <w:pStyle w:val="SourceCode"/>
+      </w:pPr>
+      <w:r>
+        <w:t>-- default collation, the rules the server uses to compare text</w:t>
+      </w:r>
+    </w:p>
+    <w:p>
+      <w:pPr>
+        <w:pStyle w:val="SourceCode"/>
+      </w:pPr>
+      <w:r>
+        <w:t>-- (Lesson 4.9).</w:t>
+      </w:r>
+    </w:p>
+    <w:p>
+      <w:pPr>
+        <w:pStyle w:val="SourceCode"/>
+      </w:pPr>
+      <w:r>
+        <w:t>CREATE TABLE contacts_assembly (</w:t>
       </w:r>
     </w:p>
     <w:p>
@@ -1931,7 +1968,7 @@
         <w:pStyle w:val="SourceCode"/>
       </w:pPr>
       <w:r>
-        <w:t>INSERT INTO contacts (name, email, phone)</w:t>
+        <w:t>INSERT INTO contacts_assembly (name, email, phone)</w:t>
       </w:r>
     </w:p>
     <w:p>
@@ -1947,7 +1984,7 @@
         <w:pStyle w:val="SourceCode"/>
       </w:pPr>
       <w:r>
-        <w:t>INSERT INTO contacts (name, email, phone)</w:t>
+        <w:t>INSERT INTO contacts_assembly (name, email, phone)</w:t>
       </w:r>
     </w:p>
     <w:p>
@@ -1963,7 +2000,7 @@
         <w:pStyle w:val="SourceCode"/>
       </w:pPr>
       <w:r>
-        <w:t>INSERT INTO contacts (name, email, phone)</w:t>
+        <w:t>INSERT INTO contacts_assembly (name, email, phone)</w:t>
       </w:r>
     </w:p>
     <w:p>
@@ -1979,7 +2016,7 @@
         <w:pStyle w:val="SourceCode"/>
       </w:pPr>
       <w:r>
-        <w:t>INSERT INTO contacts (name, email, phone)</w:t>
+        <w:t>INSERT INTO contacts_assembly (name, email, phone)</w:t>
       </w:r>
     </w:p>
     <w:p>
@@ -1997,7 +2034,7 @@
         <w:keepNext/>
       </w:pPr>
       <w:r>
-        <w:t>INSERT INTO contacts (name, email, phone)</w:t>
+        <w:t>INSERT INTO contacts_assembly (name, email, phone)</w:t>
       </w:r>
     </w:p>
     <w:p>
@@ -2014,20 +2051,583 @@
       </w:pPr>
     </w:p>
     <w:p>
-      <w:r>
-        <w:t>The first client command is Lesson 4.2's CREATE DATABASE IF NOT EXISTS spa_contacts, so this lesson works even if you start here. The second runs the file with source, the mysql client's own command, which it accepts from -e only with --commands; on Linux or macOS, &lt; sends the file to the client instead (Lesson 4.6). The third shows the table. Remember, MYSQL_PWD lasts only until the block's last line, -D names the database, and -t prints the answer as a table.</w:t>
-      </w:r>
-    </w:p>
-    <w:p>
-      <w:pPr>
-        <w:keepNext/>
-      </w:pPr>
-    </w:p>
-    <w:p>
       <w:pPr>
         <w:pStyle w:val="Heading3"/>
       </w:pPr>
       <w:r>
+        <w:t>sql/reset_contacts_rust.sql</w:t>
+      </w:r>
+    </w:p>
+    <w:p>
+      <w:pPr>
+        <w:pStyle w:val="SourceCode"/>
+        <w:keepNext/>
+      </w:pPr>
+      <w:r>
+        <w:t>-- Lesson 4.9's known contacts for Rust. This file resets</w:t>
+      </w:r>
+    </w:p>
+    <w:p>
+      <w:pPr>
+        <w:pStyle w:val="SourceCode"/>
+        <w:keepNext/>
+      </w:pPr>
+      <w:r>
+        <w:t>-- contacts_rust, the Rust programs' own contacts table: it drops</w:t>
+      </w:r>
+    </w:p>
+    <w:p>
+      <w:pPr>
+        <w:pStyle w:val="SourceCode"/>
+      </w:pPr>
+      <w:r>
+        <w:t>-- the table, with any rows earlier lessons or your own experiments</w:t>
+      </w:r>
+    </w:p>
+    <w:p>
+      <w:pPr>
+        <w:pStyle w:val="SourceCode"/>
+      </w:pPr>
+      <w:r>
+        <w:t>-- left in it, and builds it again with five known rows. The programs</w:t>
+      </w:r>
+    </w:p>
+    <w:p>
+      <w:pPr>
+        <w:pStyle w:val="SourceCode"/>
+      </w:pPr>
+      <w:r>
+        <w:t>-- only search; they never change the table.</w:t>
+      </w:r>
+    </w:p>
+    <w:p>
+      <w:pPr>
+        <w:pStyle w:val="SourceCode"/>
+      </w:pPr>
+    </w:p>
+    <w:p>
+      <w:pPr>
+        <w:pStyle w:val="SourceCode"/>
+      </w:pPr>
+      <w:r>
+        <w:t>-- Remove the old table and every row in it (Lesson 4.4). IF EXISTS skips</w:t>
+      </w:r>
+    </w:p>
+    <w:p>
+      <w:pPr>
+        <w:pStyle w:val="SourceCode"/>
+      </w:pPr>
+      <w:r>
+        <w:t>-- this when there is no table yet.</w:t>
+      </w:r>
+    </w:p>
+    <w:p>
+      <w:pPr>
+        <w:pStyle w:val="SourceCode"/>
+      </w:pPr>
+      <w:r>
+        <w:t>DROP TABLE IF EXISTS contacts_rust;</w:t>
+      </w:r>
+    </w:p>
+    <w:p>
+      <w:pPr>
+        <w:pStyle w:val="SourceCode"/>
+      </w:pPr>
+    </w:p>
+    <w:p>
+      <w:pPr>
+        <w:pStyle w:val="SourceCode"/>
+      </w:pPr>
+      <w:r>
+        <w:t>-- Lesson 4.4's contacts_rust table, exactly as it defined it.</w:t>
+      </w:r>
+    </w:p>
+    <w:p>
+      <w:pPr>
+        <w:pStyle w:val="SourceCode"/>
+      </w:pPr>
+      <w:r>
+        <w:t>-- CHARACTER SET utf8mb4 also gives every text column utf8mb4's</w:t>
+      </w:r>
+    </w:p>
+    <w:p>
+      <w:pPr>
+        <w:pStyle w:val="SourceCode"/>
+      </w:pPr>
+      <w:r>
+        <w:t>-- default collation, the rules the server uses to compare text</w:t>
+      </w:r>
+    </w:p>
+    <w:p>
+      <w:pPr>
+        <w:pStyle w:val="SourceCode"/>
+      </w:pPr>
+      <w:r>
+        <w:t>-- (Lesson 4.9).</w:t>
+      </w:r>
+    </w:p>
+    <w:p>
+      <w:pPr>
+        <w:pStyle w:val="SourceCode"/>
+      </w:pPr>
+      <w:r>
+        <w:t>CREATE TABLE contacts_rust (</w:t>
+      </w:r>
+    </w:p>
+    <w:p>
+      <w:pPr>
+        <w:pStyle w:val="SourceCode"/>
+      </w:pPr>
+      <w:r>
+        <w:t xml:space="preserve">    id    INT AUTO_INCREMENT PRIMARY KEY,</w:t>
+      </w:r>
+    </w:p>
+    <w:p>
+      <w:pPr>
+        <w:pStyle w:val="SourceCode"/>
+      </w:pPr>
+      <w:r>
+        <w:t xml:space="preserve">    name  VARCHAR(100) NOT NULL,</w:t>
+      </w:r>
+    </w:p>
+    <w:p>
+      <w:pPr>
+        <w:pStyle w:val="SourceCode"/>
+      </w:pPr>
+      <w:r>
+        <w:t xml:space="preserve">    email VARCHAR(254) NOT NULL UNIQUE,</w:t>
+      </w:r>
+    </w:p>
+    <w:p>
+      <w:pPr>
+        <w:pStyle w:val="SourceCode"/>
+      </w:pPr>
+      <w:r>
+        <w:t xml:space="preserve">    phone VARCHAR(20)  NULL</w:t>
+      </w:r>
+    </w:p>
+    <w:p>
+      <w:pPr>
+        <w:pStyle w:val="SourceCode"/>
+      </w:pPr>
+      <w:r>
+        <w:t>) CHARACTER SET utf8mb4;</w:t>
+      </w:r>
+    </w:p>
+    <w:p>
+      <w:pPr>
+        <w:pStyle w:val="SourceCode"/>
+      </w:pPr>
+    </w:p>
+    <w:p>
+      <w:pPr>
+        <w:pStyle w:val="SourceCode"/>
+      </w:pPr>
+      <w:r>
+        <w:t>-- Five known contacts; the new table numbers them 1 to 5. Three use the</w:t>
+      </w:r>
+    </w:p>
+    <w:p>
+      <w:pPr>
+        <w:pStyle w:val="SourceCode"/>
+      </w:pPr>
+      <w:r>
+        <w:t>-- domain example.com and two use example.org, so a domain search has</w:t>
+      </w:r>
+    </w:p>
+    <w:p>
+      <w:pPr>
+        <w:pStyle w:val="SourceCode"/>
+      </w:pPr>
+      <w:r>
+        <w:t>-- something to find. Grace Hopper's phone is NULL (Lesson 4.6).</w:t>
+      </w:r>
+    </w:p>
+    <w:p>
+      <w:pPr>
+        <w:pStyle w:val="SourceCode"/>
+      </w:pPr>
+      <w:r>
+        <w:t>INSERT INTO contacts_rust (name, email, phone)</w:t>
+      </w:r>
+    </w:p>
+    <w:p>
+      <w:pPr>
+        <w:pStyle w:val="SourceCode"/>
+      </w:pPr>
+      <w:r>
+        <w:t xml:space="preserve">    VALUES ('Ada Lovelace', 'ada@example.com', '555-0100');</w:t>
+      </w:r>
+    </w:p>
+    <w:p>
+      <w:pPr>
+        <w:pStyle w:val="SourceCode"/>
+      </w:pPr>
+      <w:r>
+        <w:t>INSERT INTO contacts_rust (name, email, phone)</w:t>
+      </w:r>
+    </w:p>
+    <w:p>
+      <w:pPr>
+        <w:pStyle w:val="SourceCode"/>
+      </w:pPr>
+      <w:r>
+        <w:t xml:space="preserve">    VALUES ('Grace Hopper', 'grace@example.com', NULL);</w:t>
+      </w:r>
+    </w:p>
+    <w:p>
+      <w:pPr>
+        <w:pStyle w:val="SourceCode"/>
+      </w:pPr>
+      <w:r>
+        <w:t>INSERT INTO contacts_rust (name, email, phone)</w:t>
+      </w:r>
+    </w:p>
+    <w:p>
+      <w:pPr>
+        <w:pStyle w:val="SourceCode"/>
+      </w:pPr>
+      <w:r>
+        <w:t xml:space="preserve">    VALUES ('Alan Turing', 'alan@example.com', '555-0102');</w:t>
+      </w:r>
+    </w:p>
+    <w:p>
+      <w:pPr>
+        <w:pStyle w:val="SourceCode"/>
+      </w:pPr>
+      <w:r>
+        <w:t>INSERT INTO contacts_rust (name, email, phone)</w:t>
+      </w:r>
+    </w:p>
+    <w:p>
+      <w:pPr>
+        <w:pStyle w:val="SourceCode"/>
+        <w:keepNext/>
+      </w:pPr>
+      <w:r>
+        <w:t xml:space="preserve">    VALUES ('Katherine Johnson', 'katherine@example.org', '555-0103');</w:t>
+      </w:r>
+    </w:p>
+    <w:p>
+      <w:pPr>
+        <w:pStyle w:val="SourceCode"/>
+        <w:keepNext/>
+      </w:pPr>
+      <w:r>
+        <w:t>INSERT INTO contacts_rust (name, email, phone)</w:t>
+      </w:r>
+    </w:p>
+    <w:p>
+      <w:pPr>
+        <w:pStyle w:val="SourceCode"/>
+      </w:pPr>
+      <w:r>
+        <w:t xml:space="preserve">    VALUES ('Margaret Hamilton', 'margaret@example.org', '555-0104');</w:t>
+      </w:r>
+    </w:p>
+    <w:p>
+      <w:pPr>
+        <w:keepNext/>
+      </w:pPr>
+    </w:p>
+    <w:p>
+      <w:pPr>
+        <w:pStyle w:val="Heading3"/>
+      </w:pPr>
+      <w:r>
+        <w:t>sql/reset_contacts_erlang.sql</w:t>
+      </w:r>
+    </w:p>
+    <w:p>
+      <w:pPr>
+        <w:pStyle w:val="SourceCode"/>
+        <w:keepNext/>
+      </w:pPr>
+      <w:r>
+        <w:t>-- Lesson 4.9's known contacts for Erlang. This file resets</w:t>
+      </w:r>
+    </w:p>
+    <w:p>
+      <w:pPr>
+        <w:pStyle w:val="SourceCode"/>
+        <w:keepNext/>
+      </w:pPr>
+      <w:r>
+        <w:t>-- contacts_erlang, the Erlang programs' own contacts table: it drops</w:t>
+      </w:r>
+    </w:p>
+    <w:p>
+      <w:pPr>
+        <w:pStyle w:val="SourceCode"/>
+      </w:pPr>
+      <w:r>
+        <w:t>-- the table, with any rows earlier lessons or your own experiments</w:t>
+      </w:r>
+    </w:p>
+    <w:p>
+      <w:pPr>
+        <w:pStyle w:val="SourceCode"/>
+      </w:pPr>
+      <w:r>
+        <w:t>-- left in it, and builds it again with five known rows. The programs</w:t>
+      </w:r>
+    </w:p>
+    <w:p>
+      <w:pPr>
+        <w:pStyle w:val="SourceCode"/>
+      </w:pPr>
+      <w:r>
+        <w:t>-- only search; they never change the table.</w:t>
+      </w:r>
+    </w:p>
+    <w:p>
+      <w:pPr>
+        <w:pStyle w:val="SourceCode"/>
+      </w:pPr>
+    </w:p>
+    <w:p>
+      <w:pPr>
+        <w:pStyle w:val="SourceCode"/>
+      </w:pPr>
+      <w:r>
+        <w:t>-- Remove the old table and every row in it (Lesson 4.4). IF EXISTS skips</w:t>
+      </w:r>
+    </w:p>
+    <w:p>
+      <w:pPr>
+        <w:pStyle w:val="SourceCode"/>
+      </w:pPr>
+      <w:r>
+        <w:t>-- this when there is no table yet.</w:t>
+      </w:r>
+    </w:p>
+    <w:p>
+      <w:pPr>
+        <w:pStyle w:val="SourceCode"/>
+      </w:pPr>
+      <w:r>
+        <w:t>DROP TABLE IF EXISTS contacts_erlang;</w:t>
+      </w:r>
+    </w:p>
+    <w:p>
+      <w:pPr>
+        <w:pStyle w:val="SourceCode"/>
+      </w:pPr>
+    </w:p>
+    <w:p>
+      <w:pPr>
+        <w:pStyle w:val="SourceCode"/>
+      </w:pPr>
+      <w:r>
+        <w:t>-- Lesson 4.4's contacts_erlang table, exactly as it defined it.</w:t>
+      </w:r>
+    </w:p>
+    <w:p>
+      <w:pPr>
+        <w:pStyle w:val="SourceCode"/>
+      </w:pPr>
+      <w:r>
+        <w:t>-- CHARACTER SET utf8mb4 also gives every text column utf8mb4's</w:t>
+      </w:r>
+    </w:p>
+    <w:p>
+      <w:pPr>
+        <w:pStyle w:val="SourceCode"/>
+      </w:pPr>
+      <w:r>
+        <w:t>-- default collation, the rules the server uses to compare text</w:t>
+      </w:r>
+    </w:p>
+    <w:p>
+      <w:pPr>
+        <w:pStyle w:val="SourceCode"/>
+      </w:pPr>
+      <w:r>
+        <w:t>-- (Lesson 4.9).</w:t>
+      </w:r>
+    </w:p>
+    <w:p>
+      <w:pPr>
+        <w:pStyle w:val="SourceCode"/>
+      </w:pPr>
+      <w:r>
+        <w:t>CREATE TABLE contacts_erlang (</w:t>
+      </w:r>
+    </w:p>
+    <w:p>
+      <w:pPr>
+        <w:pStyle w:val="SourceCode"/>
+      </w:pPr>
+      <w:r>
+        <w:t xml:space="preserve">    id    INT AUTO_INCREMENT PRIMARY KEY,</w:t>
+      </w:r>
+    </w:p>
+    <w:p>
+      <w:pPr>
+        <w:pStyle w:val="SourceCode"/>
+      </w:pPr>
+      <w:r>
+        <w:t xml:space="preserve">    name  VARCHAR(100) NOT NULL,</w:t>
+      </w:r>
+    </w:p>
+    <w:p>
+      <w:pPr>
+        <w:pStyle w:val="SourceCode"/>
+      </w:pPr>
+      <w:r>
+        <w:t xml:space="preserve">    email VARCHAR(254) NOT NULL UNIQUE,</w:t>
+      </w:r>
+    </w:p>
+    <w:p>
+      <w:pPr>
+        <w:pStyle w:val="SourceCode"/>
+      </w:pPr>
+      <w:r>
+        <w:t xml:space="preserve">    phone VARCHAR(20)  NULL</w:t>
+      </w:r>
+    </w:p>
+    <w:p>
+      <w:pPr>
+        <w:pStyle w:val="SourceCode"/>
+      </w:pPr>
+      <w:r>
+        <w:t>) CHARACTER SET utf8mb4;</w:t>
+      </w:r>
+    </w:p>
+    <w:p>
+      <w:pPr>
+        <w:pStyle w:val="SourceCode"/>
+      </w:pPr>
+    </w:p>
+    <w:p>
+      <w:pPr>
+        <w:pStyle w:val="SourceCode"/>
+      </w:pPr>
+      <w:r>
+        <w:t>-- Five known contacts; the new table numbers them 1 to 5. Three use the</w:t>
+      </w:r>
+    </w:p>
+    <w:p>
+      <w:pPr>
+        <w:pStyle w:val="SourceCode"/>
+      </w:pPr>
+      <w:r>
+        <w:t>-- domain example.com and two use example.org, so a domain search has</w:t>
+      </w:r>
+    </w:p>
+    <w:p>
+      <w:pPr>
+        <w:pStyle w:val="SourceCode"/>
+      </w:pPr>
+      <w:r>
+        <w:t>-- something to find. Grace Hopper's phone is NULL (Lesson 4.6).</w:t>
+      </w:r>
+    </w:p>
+    <w:p>
+      <w:pPr>
+        <w:pStyle w:val="SourceCode"/>
+      </w:pPr>
+      <w:r>
+        <w:t>INSERT INTO contacts_erlang (name, email, phone)</w:t>
+      </w:r>
+    </w:p>
+    <w:p>
+      <w:pPr>
+        <w:pStyle w:val="SourceCode"/>
+      </w:pPr>
+      <w:r>
+        <w:t xml:space="preserve">    VALUES ('Ada Lovelace', 'ada@example.com', '555-0100');</w:t>
+      </w:r>
+    </w:p>
+    <w:p>
+      <w:pPr>
+        <w:pStyle w:val="SourceCode"/>
+      </w:pPr>
+      <w:r>
+        <w:t>INSERT INTO contacts_erlang (name, email, phone)</w:t>
+      </w:r>
+    </w:p>
+    <w:p>
+      <w:pPr>
+        <w:pStyle w:val="SourceCode"/>
+      </w:pPr>
+      <w:r>
+        <w:t xml:space="preserve">    VALUES ('Grace Hopper', 'grace@example.com', NULL);</w:t>
+      </w:r>
+    </w:p>
+    <w:p>
+      <w:pPr>
+        <w:pStyle w:val="SourceCode"/>
+      </w:pPr>
+      <w:r>
+        <w:t>INSERT INTO contacts_erlang (name, email, phone)</w:t>
+      </w:r>
+    </w:p>
+    <w:p>
+      <w:pPr>
+        <w:pStyle w:val="SourceCode"/>
+      </w:pPr>
+      <w:r>
+        <w:t xml:space="preserve">    VALUES ('Alan Turing', 'alan@example.com', '555-0102');</w:t>
+      </w:r>
+    </w:p>
+    <w:p>
+      <w:pPr>
+        <w:pStyle w:val="SourceCode"/>
+      </w:pPr>
+      <w:r>
+        <w:t>INSERT INTO contacts_erlang (name, email, phone)</w:t>
+      </w:r>
+    </w:p>
+    <w:p>
+      <w:pPr>
+        <w:pStyle w:val="SourceCode"/>
+        <w:keepNext/>
+      </w:pPr>
+      <w:r>
+        <w:t xml:space="preserve">    VALUES ('Katherine Johnson', 'katherine@example.org', '555-0103');</w:t>
+      </w:r>
+    </w:p>
+    <w:p>
+      <w:pPr>
+        <w:pStyle w:val="SourceCode"/>
+        <w:keepNext/>
+      </w:pPr>
+      <w:r>
+        <w:t>INSERT INTO contacts_erlang (name, email, phone)</w:t>
+      </w:r>
+    </w:p>
+    <w:p>
+      <w:pPr>
+        <w:pStyle w:val="SourceCode"/>
+      </w:pPr>
+      <w:r>
+        <w:t xml:space="preserve">    VALUES ('Margaret Hamilton', 'margaret@example.org', '555-0104');</w:t>
+      </w:r>
+    </w:p>
+    <w:p>
+      <w:pPr>
+        <w:keepNext/>
+      </w:pPr>
+    </w:p>
+    <w:p>
+      <w:r>
+        <w:t xml:space="preserve">The first client command is Lesson 4.2's CREATE DATABASE IF NOT EXISTS spa_contacts, so this lesson works even if you start here. The next three run the files, one per language, with source, the mysql client's own command, which it accepts from -e only with --commands; on Linux or macOS, &lt; sends the file to the client instead (Lesson 4.6). The last shows the Assembly programs' table, contacts_assembly. Put your language's table in its place to see that one: it holds the same rows. Remember, MYSQL_PWD lasts </w:t>
+      </w:r>
+      <w:r>
+        <w:t>only until the block's last line, -D names the database, and -t prints the answer as a table.</w:t>
+      </w:r>
+    </w:p>
+    <w:p>
+      <w:pPr>
+        <w:keepNext/>
+      </w:pPr>
+    </w:p>
+    <w:p>
+      <w:pPr>
+        <w:pStyle w:val="Heading3"/>
+      </w:pPr>
+      <w:r>
         <w:t>Windows PowerShell Data Reset</w:t>
       </w:r>
     </w:p>
@@ -2082,7 +2682,7 @@
         <w:keepNext/>
       </w:pPr>
       <w:r>
-        <w:t xml:space="preserve">    -e "source ./sql/reset_contacts.sql"</w:t>
+        <w:t xml:space="preserve">    -e "source ./sql/reset_contacts_assembly.sql"</w:t>
       </w:r>
     </w:p>
     <w:p>
@@ -2091,6 +2691,42 @@
         <w:keepNext/>
       </w:pPr>
       <w:r>
+        <w:t>&amp; $mysql -u devuser -h 127.0.0.1 -P 3306 -D spa_contacts --commands `</w:t>
+      </w:r>
+    </w:p>
+    <w:p>
+      <w:pPr>
+        <w:pStyle w:val="CommandBlock"/>
+        <w:keepNext/>
+      </w:pPr>
+      <w:r>
+        <w:t xml:space="preserve">    -e "source ./sql/reset_contacts_rust.sql"</w:t>
+      </w:r>
+    </w:p>
+    <w:p>
+      <w:pPr>
+        <w:pStyle w:val="CommandBlock"/>
+        <w:keepNext/>
+      </w:pPr>
+      <w:r>
+        <w:t>&amp; $mysql -u devuser -h 127.0.0.1 -P 3306 -D spa_contacts --commands `</w:t>
+      </w:r>
+    </w:p>
+    <w:p>
+      <w:pPr>
+        <w:pStyle w:val="CommandBlock"/>
+        <w:keepNext/>
+      </w:pPr>
+      <w:r>
+        <w:t xml:space="preserve">    -e "source ./sql/reset_contacts_erlang.sql"</w:t>
+      </w:r>
+    </w:p>
+    <w:p>
+      <w:pPr>
+        <w:pStyle w:val="CommandBlock"/>
+        <w:keepNext/>
+      </w:pPr>
+      <w:r>
         <w:t>&amp; $mysql -u devuser -h 127.0.0.1 -P 3306 -D spa_contacts -t `</w:t>
       </w:r>
     </w:p>
@@ -2100,7 +2736,7 @@
         <w:keepNext/>
       </w:pPr>
       <w:r>
-        <w:t xml:space="preserve">    -e "SELECT id, name, email, phone FROM contacts ORDER BY id"</w:t>
+        <w:t xml:space="preserve">    -e "SELECT id, name, email, phone FROM contacts_assembly ORDER BY id"</w:t>
       </w:r>
     </w:p>
     <w:p>
@@ -2157,7 +2793,7 @@
         <w:keepNext/>
       </w:pPr>
       <w:r>
-        <w:t>mysql -u devuser -h 127.0.0.1 -P 3306 -D spa_contacts &lt; ./sql/reset_contacts.sql</w:t>
+        <w:t>mysql -u devuser -h 127.0.0.1 -P 3306 -D spa_contacts \</w:t>
       </w:r>
     </w:p>
     <w:p>
@@ -2166,6 +2802,51 @@
         <w:keepNext/>
       </w:pPr>
       <w:r>
+        <w:t xml:space="preserve">    &lt; ./sql/reset_contacts_assembly.sql</w:t>
+      </w:r>
+    </w:p>
+    <w:p>
+      <w:pPr>
+        <w:pStyle w:val="CommandBlock"/>
+        <w:keepNext/>
+      </w:pPr>
+      <w:r>
+        <w:t>mysql -u devuser -h 127.0.0.1 -P 3306 -D spa_contacts \</w:t>
+      </w:r>
+    </w:p>
+    <w:p>
+      <w:pPr>
+        <w:pStyle w:val="CommandBlock"/>
+        <w:keepNext/>
+      </w:pPr>
+      <w:r>
+        <w:t xml:space="preserve">    &lt; ./sql/reset_contacts_rust.sql</w:t>
+      </w:r>
+    </w:p>
+    <w:p>
+      <w:pPr>
+        <w:pStyle w:val="CommandBlock"/>
+        <w:keepNext/>
+      </w:pPr>
+      <w:r>
+        <w:t>mysql -u devuser -h 127.0.0.1 -P 3306 -D spa_contacts \</w:t>
+      </w:r>
+    </w:p>
+    <w:p>
+      <w:pPr>
+        <w:pStyle w:val="CommandBlock"/>
+        <w:keepNext/>
+      </w:pPr>
+      <w:r>
+        <w:t xml:space="preserve">    &lt; ./sql/reset_contacts_erlang.sql</w:t>
+      </w:r>
+    </w:p>
+    <w:p>
+      <w:pPr>
+        <w:pStyle w:val="CommandBlock"/>
+        <w:keepNext/>
+      </w:pPr>
+      <w:r>
         <w:t>mysql -u devuser -h 127.0.0.1 -P 3306 -D spa_contacts -t \</w:t>
       </w:r>
     </w:p>
@@ -2175,7 +2856,7 @@
         <w:keepNext/>
       </w:pPr>
       <w:r>
-        <w:t xml:space="preserve">    -e "SELECT id, name, email, phone FROM contacts ORDER BY id"</w:t>
+        <w:t xml:space="preserve">    -e "SELECT id, name, email, phone FROM contacts_assembly ORDER BY id"</w:t>
       </w:r>
     </w:p>
     <w:p>
@@ -2196,7 +2877,7 @@
         <w:keepNext/>
       </w:pPr>
       <w:r>
-        <w:t>The first two commands print nothing. The query prints exactly this table:</w:t>
+        <w:t>The first four commands print nothing. The query prints exactly this table:</w:t>
       </w:r>
     </w:p>
     <w:p>
@@ -2317,7 +2998,7 @@
     </w:p>
     <w:p>
       <w:r>
-        <w:t>This is Lesson 4.9's Collation Check, unchanged. Remember, COLLATION(name) returns the collation a column's text is compared with, and the second query is the name search written by hand with fixed text, in capital letters.</w:t>
+        <w:t>This is Lesson 4.9's Collation Check, reading the Rust programs' table, contacts_rust; every language's table gives the same answers. Remember, COLLATION(name) returns the collation a column's text is compared with, and the second query is the name search written by hand with fixed text, in capital letters.</w:t>
       </w:r>
     </w:p>
     <w:p>
@@ -2366,7 +3047,7 @@
         <w:keepNext/>
       </w:pPr>
       <w:r>
-        <w:t xml:space="preserve">    -e "SELECT COLLATION(name), COLLATION(email) FROM contacts WHERE id = 1"</w:t>
+        <w:t xml:space="preserve">    -e "SELECT COLLATION(name), COLLATION(email) FROM contacts_rust WHERE id = 1"</w:t>
       </w:r>
     </w:p>
     <w:p>
@@ -2384,7 +3065,7 @@
         <w:keepNext/>
       </w:pPr>
       <w:r>
-        <w:t xml:space="preserve">    -e "SELECT id, name FROM contacts WHERE name = 'GRACE HOPPER'"</w:t>
+        <w:t xml:space="preserve">    -e "SELECT id, name FROM contacts_rust WHERE name = 'GRACE HOPPER'"</w:t>
       </w:r>
     </w:p>
     <w:p>
@@ -2432,7 +3113,7 @@
         <w:keepNext/>
       </w:pPr>
       <w:r>
-        <w:t xml:space="preserve">    -e "SELECT COLLATION(name), COLLATION(email) FROM contacts WHERE id = 1"</w:t>
+        <w:t xml:space="preserve">    -e "SELECT COLLATION(name), COLLATION(email) FROM contacts_rust WHERE id = 1"</w:t>
       </w:r>
     </w:p>
     <w:p>
@@ -2450,7 +3131,7 @@
         <w:keepNext/>
       </w:pPr>
       <w:r>
-        <w:t xml:space="preserve">    -e "SELECT id, name FROM contacts WHERE name = 'GRACE HOPPER'"</w:t>
+        <w:t xml:space="preserve">    -e "SELECT id, name FROM contacts_rust WHERE name = 'GRACE HOPPER'"</w:t>
       </w:r>
     </w:p>
     <w:p>
@@ -2603,7 +3284,7 @@
         <w:pStyle w:val="ListBullet"/>
       </w:pPr>
       <w:r>
-        <w:t>If the first query shows another collation, such as utf8mb4_0900_bin, your server's default for utf8mb4 differs, and the searches respect letter case: grace hopper finds nothing. Add COLLATE utf8mb4_0900_ai_ci after CHARACTER SET utf8mb4 in .\sql\reset_contacts.sql, then run the Data Reset again.</w:t>
+        <w:t>If the first query shows another collation, such as utf8mb4_0900_bin, your server's default for utf8mb4 differs, and the searches respect letter case: grace hopper finds nothing. Add COLLATE utf8mb4_0900_ai_ci after CHARACTER SET utf8mb4 in each reset file, such as .\sql\reset_contacts_assembly.sql, then run the Data Reset again.</w:t>
       </w:r>
     </w:p>
     <w:p>
@@ -2663,7 +3344,7 @@
         <w:pStyle w:val="ListBullet"/>
       </w:pPr>
       <w:r>
-        <w:t>Unknown database 'spa_contacts' (error 1049), or Table 'spa_contacts.contacts' doesn't exist (error 1146): the Data Reset has not run yet. Run it.</w:t>
+        <w:t>Unknown database 'spa_contacts' (error 1049), or Table 'spa_contacts.contacts_assembly' doesn't exist (error 1146; your language's table in place of contacts_assembly): the Data Reset has not run yet. Run it.</w:t>
       </w:r>
     </w:p>
     <w:p>
@@ -3349,7 +4030,7 @@
         <w:pStyle w:val="SourceCode"/>
       </w:pPr>
       <w:r>
-        <w:t xml:space="preserve">    find_by_name_sql  db "SELECT id, name, email, phone FROM contacts "</w:t>
+        <w:t xml:space="preserve">    find_by_name_sql  db "SELECT id, name, email, phone FROM contacts_assembly "</w:t>
       </w:r>
     </w:p>
     <w:p>
@@ -3397,7 +4078,7 @@
         <w:pStyle w:val="SourceCode"/>
       </w:pPr>
       <w:r>
-        <w:t xml:space="preserve">    find_by_email_sql db "SELECT id, name, email, phone FROM contacts "</w:t>
+        <w:t xml:space="preserve">    find_by_email_sql db "SELECT id, name, email, phone FROM contacts_assembly "</w:t>
       </w:r>
     </w:p>
     <w:p>
@@ -7656,7 +8337,7 @@
         <w:pStyle w:val="SourceCode"/>
       </w:pPr>
       <w:r>
-        <w:t xml:space="preserve">    find_by_name_sql  db "SELECT id, name, email, phone FROM contacts "</w:t>
+        <w:t xml:space="preserve">    find_by_name_sql  db "SELECT id, name, email, phone FROM contacts_assembly "</w:t>
       </w:r>
     </w:p>
     <w:p>
@@ -7672,7 +8353,7 @@
         <w:pStyle w:val="SourceCode"/>
       </w:pPr>
       <w:r>
-        <w:t xml:space="preserve">    find_by_email_sql db "SELECT id, name, email, phone FROM contacts "</w:t>
+        <w:t xml:space="preserve">    find_by_email_sql db "SELECT id, name, email, phone FROM contacts_assembly "</w:t>
       </w:r>
     </w:p>
     <w:p>
@@ -12204,7 +12885,7 @@
         <w:pStyle w:val="SourceCode"/>
       </w:pPr>
       <w:r>
-        <w:t>const FIND_BY_NAME: &amp;str = "SELECT id, name, email, phone FROM contacts \</w:t>
+        <w:t>const FIND_BY_NAME: &amp;str = "SELECT id, name, email, phone FROM contacts_rust \</w:t>
       </w:r>
     </w:p>
     <w:p>
@@ -12249,7 +12930,7 @@
         <w:pStyle w:val="SourceCode"/>
       </w:pPr>
       <w:r>
-        <w:t>const FIND_BY_EMAIL: &amp;str = "SELECT id, name, email, phone FROM contacts \</w:t>
+        <w:t>const FIND_BY_EMAIL: &amp;str = "SELECT id, name, email, phone FROM contacts_rust \</w:t>
       </w:r>
     </w:p>
     <w:p>
@@ -13718,7 +14399,7 @@
         <w:pStyle w:val="SourceCode"/>
       </w:pPr>
       <w:r>
-        <w:t>const FIND_BY_NAME: &amp;str = "SELECT id, name, email, phone FROM contacts \</w:t>
+        <w:t>const FIND_BY_NAME: &amp;str = "SELECT id, name, email, phone FROM contacts_rust \</w:t>
       </w:r>
     </w:p>
     <w:p>
@@ -13734,7 +14415,7 @@
         <w:pStyle w:val="SourceCode"/>
       </w:pPr>
       <w:r>
-        <w:t>const FIND_BY_EMAIL: &amp;str = "SELECT id, name, email, phone FROM contacts \</w:t>
+        <w:t>const FIND_BY_EMAIL: &amp;str = "SELECT id, name, email, phone FROM contacts_rust \</w:t>
       </w:r>
     </w:p>
     <w:p>
@@ -15509,7 +16190,7 @@
         <w:pStyle w:val="SourceCode"/>
       </w:pPr>
       <w:r>
-        <w:t>-define(FIND_BY_NAME, "SELECT id, name, email, phone FROM contacts "</w:t>
+        <w:t>-define(FIND_BY_NAME, "SELECT id, name, email, phone FROM contacts_erlang "</w:t>
       </w:r>
     </w:p>
     <w:p>
@@ -15554,7 +16235,7 @@
         <w:pStyle w:val="SourceCode"/>
       </w:pPr>
       <w:r>
-        <w:t>-define(FIND_BY_EMAIL, "SELECT id, name, email, phone FROM contacts "</w:t>
+        <w:t>-define(FIND_BY_EMAIL, "SELECT id, name, email, phone FROM contacts_erlang "</w:t>
       </w:r>
     </w:p>
     <w:p>
@@ -17081,7 +17762,7 @@
         <w:pStyle w:val="SourceCode"/>
       </w:pPr>
       <w:r>
-        <w:t>-define(FIND_BY_NAME, "SELECT id, name, email, phone FROM contacts "</w:t>
+        <w:t>-define(FIND_BY_NAME, "SELECT id, name, email, phone FROM contacts_erlang "</w:t>
       </w:r>
     </w:p>
     <w:p>
@@ -17097,7 +17778,7 @@
         <w:pStyle w:val="SourceCode"/>
       </w:pPr>
       <w:r>
-        <w:t>-define(FIND_BY_EMAIL, "SELECT id, name, email, phone FROM contacts "</w:t>
+        <w:t>-define(FIND_BY_EMAIL, "SELECT id, name, email, phone FROM contacts_erlang "</w:t>
       </w:r>
     </w:p>
     <w:p>
@@ -23132,6 +23813,24 @@
         <w:keepNext/>
       </w:pPr>
       <w:r>
+        <w:t>Tables: contacts_assembly, contacts_rust, contacts_erlang;</w:t>
+      </w:r>
+    </w:p>
+    <w:p>
+      <w:pPr>
+        <w:pStyle w:val="RequiredOutput"/>
+        <w:keepNext/>
+      </w:pPr>
+      <w:r>
+        <w:t xml:space="preserve">  each reset by its own file</w:t>
+      </w:r>
+    </w:p>
+    <w:p>
+      <w:pPr>
+        <w:pStyle w:val="RequiredOutput"/>
+        <w:keepNext/>
+      </w:pPr>
+      <w:r>
         <w:t>Searches: WHERE name = ?; WHERE email LIKE ?</w:t>
       </w:r>
     </w:p>
@@ -23503,7 +24202,7 @@
     </w:p>
     <w:p>
       <w:r>
-        <w:t>Find contacts by part of their name. Add find_by_name_part to the Production-Minded program: it trims and validates the term like the others, builds the pattern % and the term and %, runs SELECT id, name, email, phone FROM contacts WHERE name LIKE ? ORDER BY id with the pattern as the parameter, and prints Name matches and the pattern as its label. Call it with ER after the five searches, and add its result to the failures like theirs.</w:t>
+        <w:t>Find contacts by part of their name. Add find_by_name_part to the Production-Minded program: it trims and validates the term like the others, builds the pattern % and the term and %, runs SELECT id, name, email, phone FROM contacts_assembly WHERE name LIKE ? ORDER BY id, with its own language's table in place of contacts_assembly, with the pattern as the parameter, and prints Name matches and the pattern as its label. Call it with ER after the five searches, and add its result to the failures like theirs.</w:t>
       </w:r>
     </w:p>
     <w:p>
@@ -23881,10 +24580,10 @@
     </w:p>
     <w:p>
       <w:r>
-        <w:t>Make letter case count, for the times it must. Add find_by_exact_name: it trims and validates the name like find_by_name, runs SELECT id, name, email, phone FROM contacts WHERE name COLLATE utf8mb4_0900_bin = ? ORDER BY id, and prints Name is exactly and the name as its label. COLLATE, written after the column, names the collation for this one comparison. utf8mb4_0900_bin compares the characters' code numbers one by one, as Lesson 2.6's == does, so A and a are different, and like every 0900 collation it cou</w:t>
-      </w:r>
-      <w:r>
-        <w:t>nts trailing spaces: it is NO PAD. You will also meet the older utf8mb4_bin, which respects case too but is PAD SPACE: it ignores spaces at the end. Call it with grace hopper, then with Grace Hopper, after the five searches, adding each result to the failures.</w:t>
+        <w:t>Make letter case count, for the times it must. Add find_by_exact_name: it trims and validates the name like find_by_name, runs SELECT id, name, email, phone FROM contacts_assembly WHERE name COLLATE utf8mb4_0900_bin = ? ORDER BY id, with its own language's table in place of contacts_assembly, and prints Name is exactly and the name as its label. COLLATE, written after the column, names the collation for this one comparison. utf8mb4_0900_bin compares the characters' code numbers one by one, as Lesson 2.6's =</w:t>
+      </w:r>
+      <w:r>
+        <w:t>= does, so A and a are different, and like every 0900 collation it counts trailing spaces: it is NO PAD. You will also meet the older utf8mb4_bin, which respects case too but is PAD SPACE: it ignores spaces at the end. Call it with grace hopper, then with Grace Hopper, after the five searches, adding each result to the failures.</w:t>
       </w:r>
     </w:p>
     <w:p>
@@ -24708,31 +25407,31 @@
       </w:rPr>
     </w:lvl>
   </w:abstractNum>
-  <w:num w:numId="1" w16cid:durableId="456798371">
+  <w:num w:numId="1" w16cid:durableId="2068675809">
     <w:abstractNumId w:val="8"/>
   </w:num>
-  <w:num w:numId="2" w16cid:durableId="1705210166">
+  <w:num w:numId="2" w16cid:durableId="1288896573">
     <w:abstractNumId w:val="6"/>
   </w:num>
-  <w:num w:numId="3" w16cid:durableId="1772775550">
+  <w:num w:numId="3" w16cid:durableId="2047632535">
     <w:abstractNumId w:val="5"/>
   </w:num>
-  <w:num w:numId="4" w16cid:durableId="1439641539">
+  <w:num w:numId="4" w16cid:durableId="1448548294">
     <w:abstractNumId w:val="4"/>
   </w:num>
-  <w:num w:numId="5" w16cid:durableId="249892921">
+  <w:num w:numId="5" w16cid:durableId="967469254">
     <w:abstractNumId w:val="7"/>
   </w:num>
-  <w:num w:numId="6" w16cid:durableId="1101023054">
+  <w:num w:numId="6" w16cid:durableId="1972783383">
     <w:abstractNumId w:val="3"/>
   </w:num>
-  <w:num w:numId="7" w16cid:durableId="1981884394">
+  <w:num w:numId="7" w16cid:durableId="1099327795">
     <w:abstractNumId w:val="2"/>
   </w:num>
-  <w:num w:numId="8" w16cid:durableId="1661538050">
+  <w:num w:numId="8" w16cid:durableId="278033105">
     <w:abstractNumId w:val="1"/>
   </w:num>
-  <w:num w:numId="9" w16cid:durableId="1611354403">
+  <w:num w:numId="9" w16cid:durableId="1117606856">
     <w:abstractNumId w:val="0"/>
   </w:num>
 </w:numbering>

--- a/Volume 1/Chapter 04 - Databases/SPA_Vol1_Ch4_Lesson4_9a_Filtering_Extended.docx
+++ b/Volume 1/Chapter 04 - Databases/SPA_Vol1_Ch4_Lesson4_9a_Filtering_Extended.docx
@@ -403,7 +403,11 @@
         <w:pStyle w:val="ListBullet"/>
       </w:pPr>
       <w:r>
-        <w:t>Solidity has no == for text and nothing that ignores letter case. Remember, equal texts have equal keccak256 fingerprints, so keccak256(bytes(a)) == keccak256(bytes(b)) is the usual exact comparison (Lesson 2.5a). To ignore case, the script lowers both sides with vm.toLowercase first (Lesson 2.6a). vm.toLowercase lowers accented letters too, É to é, but unlike utf8mb4_0900_ai_ci it does not treat é as e. vm functions work only under forge, in a script or test; a contract on a chain cannot call them.</w:t>
+        <w:t xml:space="preserve">Solidity has no == for text and nothing that ignores letter case. Remember, equal texts have equal keccak256 fingerprints, so keccak256(bytes(a)) == keccak256(bytes(b)) is the usual exact comparison </w:t>
+      </w:r>
+      <w:r>
+        <w:lastRenderedPageBreak/>
+        <w:t>(Lesson 2.5a). To ignore case, the script lowers both sides with vm.toLowercase first (Lesson 2.6a). vm.toLowercase lowers accented letters too, É to é, but unlike utf8mb4_0900_ai_ci it does not treat é as e. vm functions work only under forge, in a script or test; a contract on a chain cannot call them.</w:t>
       </w:r>
     </w:p>
     <w:p>
@@ -688,6 +692,7 @@
         <w:pStyle w:val="ListBullet"/>
       </w:pPr>
       <w:r>
+        <w:lastRenderedPageBreak/>
         <w:t>Every program runs Lesson 4.9's five searches, in this order: the name "  grace hopper  ", the domains "Example.ORG", "example.net", and "   ", and a name of 101 characters, written in the source as two pieces of text joined into one. Each term is trimmed, then validated: required, and at most 100 characters. A rejected term prints Error: and the problem on the error stream, and nothing is sent.</w:t>
       </w:r>
     </w:p>
@@ -1158,7 +1163,7 @@
         <w:keepNext/>
       </w:pPr>
       <w:r>
-        <w:t>[profile.default]</w:t>
+        <w:t>[profile.default]  # Remember, the settings forge uses by default.</w:t>
       </w:r>
     </w:p>
     <w:p>
@@ -1859,7 +1864,7 @@
         <w:pStyle w:val="SourceCode"/>
       </w:pPr>
       <w:r>
-        <w:t>-- Lesson 4.4's contacts_assembly table, exactly as it defined it.</w:t>
+        <w:t>-- Lesson 4.4a's contacts_assembly table, exactly as it defined it.</w:t>
       </w:r>
     </w:p>
     <w:p>
@@ -2139,7 +2144,7 @@
         <w:pStyle w:val="SourceCode"/>
       </w:pPr>
       <w:r>
-        <w:t>-- Lesson 4.4's contacts_rust table, exactly as it defined it.</w:t>
+        <w:t>-- Lesson 4.4a's contacts_rust table, exactly as it defined it.</w:t>
       </w:r>
     </w:p>
     <w:p>
@@ -2419,7 +2424,7 @@
         <w:pStyle w:val="SourceCode"/>
       </w:pPr>
       <w:r>
-        <w:t>-- Lesson 4.4's contacts_erlang table, exactly as it defined it.</w:t>
+        <w:t>-- Lesson 4.4a's contacts_erlang table, exactly as it defined it.</w:t>
       </w:r>
     </w:p>
     <w:p>
@@ -6788,15 +6793,15 @@
         <w:pStyle w:val="SourceCode"/>
       </w:pPr>
       <w:r>
-        <w:t>; eight values, so main sets aside 32 bytes of scratch space plus four</w:t>
-      </w:r>
-    </w:p>
-    <w:p>
-      <w:pPr>
-        <w:pStyle w:val="SourceCode"/>
-      </w:pPr>
-      <w:r>
-        <w:t>; 8-byte places for values 5 to 8.</w:t>
+        <w:t>; eight values: sub rsp, 72 is 32 bytes of scratch space, four 8-byte</w:t>
+      </w:r>
+    </w:p>
+    <w:p>
+      <w:pPr>
+        <w:pStyle w:val="SourceCode"/>
+      </w:pPr>
+      <w:r>
+        <w:t>; places for values 5 to 8, and 8 more that keep rsp a multiple of 16.</w:t>
       </w:r>
     </w:p>
     <w:p>
@@ -6966,31 +6971,31 @@
         <w:pStyle w:val="SourceCode"/>
       </w:pPr>
       <w:r>
-        <w:t xml:space="preserve">    ; Remember, mysql_real_connect takes the handle, host, user, and</w:t>
-      </w:r>
-    </w:p>
-    <w:p>
-      <w:pPr>
-        <w:pStyle w:val="SourceCode"/>
-      </w:pPr>
-      <w:r>
-        <w:t xml:space="preserve">    ; password in registers, then the database, the port, the socket (0,</w:t>
-      </w:r>
-    </w:p>
-    <w:p>
-      <w:pPr>
-        <w:pStyle w:val="SourceCode"/>
-      </w:pPr>
-      <w:r>
-        <w:t xml:space="preserve">    ; none), and the client flags on the stack (Lesson 4.7a). It returns</w:t>
-      </w:r>
-    </w:p>
-    <w:p>
-      <w:pPr>
-        <w:pStyle w:val="SourceCode"/>
-      </w:pPr>
-      <w:r>
-        <w:t xml:space="preserve">    ; 0 when it cannot connect, so even this Basic version checks.</w:t>
+        <w:t xml:space="preserve">    ; Remember, mysql_init(0) makes a new handle, and mysql_real_connect</w:t>
+      </w:r>
+    </w:p>
+    <w:p>
+      <w:pPr>
+        <w:pStyle w:val="SourceCode"/>
+      </w:pPr>
+      <w:r>
+        <w:t xml:space="preserve">    ; takes it, host, user, and password in registers, then the database,</w:t>
+      </w:r>
+    </w:p>
+    <w:p>
+      <w:pPr>
+        <w:pStyle w:val="SourceCode"/>
+      </w:pPr>
+      <w:r>
+        <w:t xml:space="preserve">    ; port, socket (0, none), and client flags on the stack (Lesson 4.7a).</w:t>
+      </w:r>
+    </w:p>
+    <w:p>
+      <w:pPr>
+        <w:pStyle w:val="SourceCode"/>
+      </w:pPr>
+      <w:r>
+        <w:t xml:space="preserve">    ; It returns 0 when it cannot connect, so even this Basic version checks.</w:t>
       </w:r>
     </w:p>
     <w:p>
@@ -7800,10 +7805,10 @@
     </w:p>
     <w:p>
       <w:r>
-        <w:t>The Production-Minded version prints the same lines. connect_database and print_error are Lesson 4.2a's, with CLIENT_FOUND_ROWS as connect_database's client flags (Lesson 4.7a). validate_term returns the first problem with a term. search_contacts checks mysql_stmt_init, then prepare, bind_param, execute, and bind_result, as Lesson 4.5a's insert_contact did, and checks that the fetch loop ended with MYSQL_NO_DATA; a failed step prints one Error line with mysql_stmt_error's reason, closes the statement, and r</w:t>
-      </w:r>
-      <w:r>
-        <w:t>eturns 1, or 0 when the search worked. print_contact is Lesson 4.6a's. find_by_name and find_by_domain return 1 for a rejected term, or what search_contacts returned, and main adds them up in r13d and ends with exit code 1 when anything failed.</w:t>
+        <w:t xml:space="preserve">The Production-Minded version prints the same lines. connect_database and print_error are Lesson 4.2a's, with CLIENT_FOUND_ROWS as connect_database's client flags (Lesson 4.7a). validate_term returns the first problem with a term. search_contacts checks mysql_stmt_init, which prints Error: out of memory and returns 1 when it fails, then prepare, bind_param, and execute, as Lesson 4.5a's insert_contact did, then bind_result, and checks that the fetch loop ended with MYSQL_NO_DATA; a later failed step prints </w:t>
+      </w:r>
+      <w:r>
+        <w:t>one Error line with mysql_stmt_error's reason, closes the statement, and returns 1, or 0 when the search worked. print_contact is Lesson 4.6a's. find_by_name and find_by_domain return 1 for a rejected term, or what search_contacts returned, and main adds them up in r13d and ends with exit code 1 when anything failed.</w:t>
       </w:r>
     </w:p>
     <w:p>
@@ -9793,15 +9798,15 @@
         <w:pStyle w:val="SourceCode"/>
       </w:pPr>
       <w:r>
-        <w:t>;   out: eax = 1 when the search failed, after one Error line with</w:t>
-      </w:r>
-    </w:p>
-    <w:p>
-      <w:pPr>
-        <w:pStyle w:val="SourceCode"/>
-      </w:pPr>
-      <w:r>
-        <w:t>;        mysql_stmt_error's reason, otherwise 0</w:t>
+        <w:t>;   out: eax = 1 when the search failed, after one Error line (out of</w:t>
+      </w:r>
+    </w:p>
+    <w:p>
+      <w:pPr>
+        <w:pStyle w:val="SourceCode"/>
+      </w:pPr>
+      <w:r>
+        <w:t>;        memory, or mysql_stmt_error's reason), otherwise 0</w:t>
       </w:r>
     </w:p>
     <w:p>
@@ -10237,15 +10242,15 @@
         <w:pStyle w:val="SourceCode"/>
       </w:pPr>
       <w:r>
-        <w:t xml:space="preserve">    ; success, in eax, and mysql_stmt_bind_param and</w:t>
-      </w:r>
-    </w:p>
-    <w:p>
-      <w:pPr>
-        <w:pStyle w:val="SourceCode"/>
-      </w:pPr>
-      <w:r>
-        <w:t xml:space="preserve">    ; mysql_stmt_bind_result a one-byte C bool, in al (Lesson 4.5a).</w:t>
+        <w:t xml:space="preserve">    ; success, in eax, and mysql_stmt_bind_param a one-byte C bool, in al</w:t>
+      </w:r>
+    </w:p>
+    <w:p>
+      <w:pPr>
+        <w:pStyle w:val="SourceCode"/>
+      </w:pPr>
+      <w:r>
+        <w:t xml:space="preserve">    ; (Lesson 4.5a); mysql_stmt_bind_result returns the same bool, 0 = success.</w:t>
       </w:r>
     </w:p>
     <w:p>
@@ -13198,23 +13203,23 @@
         <w:pStyle w:val="SourceCode"/>
       </w:pPr>
       <w:r>
-        <w:t xml:space="preserve">    // apart from it, and reads every row WHERE kept into a Vec of tuples.</w:t>
-      </w:r>
-    </w:p>
-    <w:p>
-      <w:pPr>
-        <w:pStyle w:val="SourceCode"/>
-      </w:pPr>
-      <w:r>
-        <w:t xml:space="preserve">    // Remember, (search_value,) is a tuple of one value; the comma makes</w:t>
-      </w:r>
-    </w:p>
-    <w:p>
-      <w:pPr>
-        <w:pStyle w:val="SourceCode"/>
-      </w:pPr>
-      <w:r>
-        <w:t xml:space="preserve">    // it a tuple (Lesson 4.7a). unwrap stops this Basic version on an Err.</w:t>
+        <w:t xml:space="preserve">    // apart from it, and reads every row WHERE kept into the type on rows,</w:t>
+      </w:r>
+    </w:p>
+    <w:p>
+      <w:pPr>
+        <w:pStyle w:val="SourceCode"/>
+      </w:pPr>
+      <w:r>
+        <w:t xml:space="preserve">    // one tuple per row, one type per column. Remember, the comma makes</w:t>
+      </w:r>
+    </w:p>
+    <w:p>
+      <w:pPr>
+        <w:pStyle w:val="SourceCode"/>
+      </w:pPr>
+      <w:r>
+        <w:t xml:space="preserve">    // (search_value,) a one-value tuple (Lesson 4.7a); unwrap stops on an Err.</w:t>
       </w:r>
     </w:p>
     <w:p>
@@ -13243,31 +13248,31 @@
         <w:pStyle w:val="SourceCode"/>
       </w:pPr>
       <w:r>
-        <w:t xml:space="preserve">    // A search that finds nothing is not an error: the server simply</w:t>
-      </w:r>
-    </w:p>
-    <w:p>
-      <w:pPr>
-        <w:pStyle w:val="SourceCode"/>
-      </w:pPr>
-      <w:r>
-        <w:t xml:space="preserve">    // returns no rows, and the Vec is empty. is_empty is true for a Vec</w:t>
-      </w:r>
-    </w:p>
-    <w:p>
-      <w:pPr>
-        <w:pStyle w:val="SourceCode"/>
-      </w:pPr>
-      <w:r>
-        <w:t xml:space="preserve">    // with no items; it is checked first, because the for loop below</w:t>
-      </w:r>
-    </w:p>
-    <w:p>
-      <w:pPr>
-        <w:pStyle w:val="SourceCode"/>
-      </w:pPr>
-      <w:r>
-        <w:t xml:space="preserve">    // uses the Vec up.</w:t>
+        <w:t xml:space="preserve">    // Finding nothing is not an error: the Vec is just empty. is_empty, true</w:t>
+      </w:r>
+    </w:p>
+    <w:p>
+      <w:pPr>
+        <w:pStyle w:val="SourceCode"/>
+      </w:pPr>
+      <w:r>
+        <w:t xml:space="preserve">    // for a Vec with no items, is checked first, because the for loop uses</w:t>
+      </w:r>
+    </w:p>
+    <w:p>
+      <w:pPr>
+        <w:pStyle w:val="SourceCode"/>
+      </w:pPr>
+      <w:r>
+        <w:t xml:space="preserve">    // the Vec up. Remember, a field written alone, such as id, is short for</w:t>
+      </w:r>
+    </w:p>
+    <w:p>
+      <w:pPr>
+        <w:pStyle w:val="SourceCode"/>
+      </w:pPr>
+      <w:r>
+        <w:t xml:space="preserve">    // id: id (Lesson 4.6a).</w:t>
       </w:r>
     </w:p>
     <w:p>
@@ -13703,23 +13708,23 @@
         <w:pStyle w:val="SourceCode"/>
       </w:pPr>
       <w:r>
-        <w:t xml:space="preserve">    // Remember, db_name picks spa_contacts (Lesson 4.2a), and</w:t>
-      </w:r>
-    </w:p>
-    <w:p>
-      <w:pPr>
-        <w:pStyle w:val="SourceCode"/>
-      </w:pPr>
-      <w:r>
-        <w:t xml:space="preserve">    // CLIENT_FOUND_ROWS counts the rows a statement matched (Lesson</w:t>
-      </w:r>
-    </w:p>
-    <w:p>
-      <w:pPr>
-        <w:pStyle w:val="SourceCode"/>
-      </w:pPr>
-      <w:r>
-        <w:t xml:space="preserve">    // 4.7a); a search changes no rows.</w:t>
+        <w:t xml:space="preserve">    // Remember, db_name picks spa_contacts (Lesson 4.2a); CLIENT_FOUND_ROWS</w:t>
+      </w:r>
+    </w:p>
+    <w:p>
+      <w:pPr>
+        <w:pStyle w:val="SourceCode"/>
+      </w:pPr>
+      <w:r>
+        <w:t xml:space="preserve">    // counts rows matched (Lesson 4.7a), though a search changes no rows;</w:t>
+      </w:r>
+    </w:p>
+    <w:p>
+      <w:pPr>
+        <w:pStyle w:val="SourceCode"/>
+      </w:pPr>
+      <w:r>
+        <w:t xml:space="preserve">    // &amp;mut connection, below, lends the connection so it can change.</w:t>
       </w:r>
     </w:p>
     <w:p>
@@ -15608,23 +15613,23 @@
         <w:pStyle w:val="SourceCode"/>
       </w:pPr>
       <w:r>
-        <w:t xml:space="preserve">    // Any search that was rejected or failed makes the run a failure:</w:t>
-      </w:r>
-    </w:p>
-    <w:p>
-      <w:pPr>
-        <w:pStyle w:val="SourceCode"/>
-      </w:pPr>
-      <w:r>
-        <w:t xml:space="preserve">    // exit code 1. Remember, process::exit drops nothing, so the</w:t>
-      </w:r>
-    </w:p>
-    <w:p>
-      <w:pPr>
-        <w:pStyle w:val="SourceCode"/>
-      </w:pPr>
-      <w:r>
-        <w:t xml:space="preserve">    // connection lives in run, which has closed it before main exits.</w:t>
+        <w:t xml:space="preserve">    // Remember, Ok(0) fits only 0 failures, and Ok(_) any other count, which</w:t>
+      </w:r>
+    </w:p>
+    <w:p>
+      <w:pPr>
+        <w:pStyle w:val="SourceCode"/>
+      </w:pPr>
+      <w:r>
+        <w:t xml:space="preserve">    // means exit code 1. process::exit drops nothing, so the connection</w:t>
+      </w:r>
+    </w:p>
+    <w:p>
+      <w:pPr>
+        <w:pStyle w:val="SourceCode"/>
+      </w:pPr>
+      <w:r>
+        <w:t xml:space="preserve">    // lives in run, which has closed it before main exits.</w:t>
       </w:r>
     </w:p>
     <w:p>
@@ -16322,7 +16327,7 @@
         <w:pStyle w:val="SourceCode"/>
       </w:pPr>
       <w:r>
-        <w:t xml:space="preserve">    %% Remember, the password comes only from SPA_DB_PASSWORD.</w:t>
+        <w:t xml:space="preserve">    %% Remember, the password comes only from SPA_DB_PASSWORD; false = not set.</w:t>
       </w:r>
     </w:p>
     <w:p>
@@ -16678,23 +16683,23 @@
         <w:pStyle w:val="SourceCode"/>
       </w:pPr>
       <w:r>
-        <w:t xml:space="preserve">    %% A search that finds nothing is not an error: the server simply</w:t>
-      </w:r>
-    </w:p>
-    <w:p>
-      <w:pPr>
-        <w:pStyle w:val="SourceCode"/>
-      </w:pPr>
-      <w:r>
-        <w:t xml:space="preserve">    %% returns no rows, and Rows is the empty list, []. The first case</w:t>
-      </w:r>
-    </w:p>
-    <w:p>
-      <w:pPr>
-        <w:pStyle w:val="SourceCode"/>
-      </w:pPr>
-      <w:r>
-        <w:t xml:space="preserve">    %% branch fits only [], and _ fits any other list.</w:t>
+        <w:t xml:space="preserve">    %% A search that finds nothing is not an error: Rows is just the empty</w:t>
+      </w:r>
+    </w:p>
+    <w:p>
+      <w:pPr>
+        <w:pStyle w:val="SourceCode"/>
+      </w:pPr>
+      <w:r>
+        <w:t xml:space="preserve">    %% list, [], which the first branch fits; _ fits any other. Remember,</w:t>
+      </w:r>
+    </w:p>
+    <w:p>
+      <w:pPr>
+        <w:pStyle w:val="SourceCode"/>
+      </w:pPr>
+      <w:r>
+        <w:t xml:space="preserve">    %% lists:foreach runs the fun once per row, a list of the four values.</w:t>
       </w:r>
     </w:p>
     <w:p>
@@ -17000,23 +17005,23 @@
         <w:pStyle w:val="SourceCode"/>
       </w:pPr>
       <w:r>
-        <w:t xml:space="preserve">            %% The program adds the wildcard, never the SQL text: the</w:t>
-      </w:r>
-    </w:p>
-    <w:p>
-      <w:pPr>
-        <w:pStyle w:val="SourceCode"/>
-      </w:pPr>
-      <w:r>
-        <w:t xml:space="preserve">            %% pattern is %@ and the domain, and it travels as the</w:t>
-      </w:r>
-    </w:p>
-    <w:p>
-      <w:pPr>
-        <w:pStyle w:val="SourceCode"/>
-      </w:pPr>
-      <w:r>
-        <w:t xml:space="preserve">            %% parameter's value. Remember, ++ joins two strings.</w:t>
+        <w:t xml:space="preserve">            %% The pattern, %@ and the domain, travels as the parameter's</w:t>
+      </w:r>
+    </w:p>
+    <w:p>
+      <w:pPr>
+        <w:pStyle w:val="SourceCode"/>
+      </w:pPr>
+      <w:r>
+        <w:t xml:space="preserve">            %% value, never in the SQL. In quotes, % is text, not a comment;</w:t>
+      </w:r>
+    </w:p>
+    <w:p>
+      <w:pPr>
+        <w:pStyle w:val="SourceCode"/>
+      </w:pPr>
+      <w:r>
+        <w:t xml:space="preserve">            %% only LIKE reads it as any run. Remember, ++ joins two strings.</w:t>
       </w:r>
     </w:p>
     <w:p>
@@ -17849,31 +17854,31 @@
         <w:pStyle w:val="SourceCode"/>
       </w:pPr>
       <w:r>
-        <w:t>%% Remember, connect_database (Lesson 4.2a) connects with every setting,</w:t>
-      </w:r>
-    </w:p>
-    <w:p>
-      <w:pPr>
-        <w:pStyle w:val="SourceCode"/>
-      </w:pPr>
-      <w:r>
-        <w:t>%% the database too, and returns {ok, Connection}, or {error, Message}</w:t>
-      </w:r>
-    </w:p>
-    <w:p>
-      <w:pPr>
-        <w:pStyle w:val="SourceCode"/>
-      </w:pPr>
-      <w:r>
-        <w:t>%% naming the database, the server, and the reason. {found_rows, true}</w:t>
-      </w:r>
-    </w:p>
-    <w:p>
-      <w:pPr>
-        <w:pStyle w:val="SourceCode"/>
-      </w:pPr>
-      <w:r>
-        <w:t>%% makes an UPDATE report the rows it matched.</w:t>
+        <w:t>%% Remember, connect_database (Lesson 4.2a) returns {ok, Connection}, a</w:t>
+      </w:r>
+    </w:p>
+    <w:p>
+      <w:pPr>
+        <w:pStyle w:val="SourceCode"/>
+      </w:pPr>
+      <w:r>
+        <w:t>%% pid(), or {error, Message}, iodata() text naming the database, server,</w:t>
+      </w:r>
+    </w:p>
+    <w:p>
+      <w:pPr>
+        <w:pStyle w:val="SourceCode"/>
+      </w:pPr>
+      <w:r>
+        <w:t>%% and reason, and {found_rows, true} counts rows matched (Lesson 4.7a).</w:t>
+      </w:r>
+    </w:p>
+    <w:p>
+      <w:pPr>
+        <w:pStyle w:val="SourceCode"/>
+      </w:pPr>
+      <w:r>
+        <w:t>%% Remember, -spec documents types.</w:t>
       </w:r>
     </w:p>
     <w:p>
@@ -17990,15 +17995,15 @@
         <w:pStyle w:val="SourceCode"/>
       </w:pPr>
       <w:r>
-        <w:t>%% Remember, reason_text (Lesson 4.0a) turns the connector's reason into</w:t>
-      </w:r>
-    </w:p>
-    <w:p>
-      <w:pPr>
-        <w:pStyle w:val="SourceCode"/>
-      </w:pPr>
-      <w:r>
-        <w:t>%% text, and never prints a whole term, which could hold the password.</w:t>
+        <w:t>%% Remember, reason_text (Lesson 4.0a) turns the reason into text, never a</w:t>
+      </w:r>
+    </w:p>
+    <w:p>
+      <w:pPr>
+        <w:pStyle w:val="SourceCode"/>
+      </w:pPr>
+      <w:r>
+        <w:t>%% whole term, which could hold the password; the when guard fits only atoms.</w:t>
       </w:r>
     </w:p>
     <w:p>
@@ -18713,47 +18718,47 @@
         <w:pStyle w:val="SourceCode"/>
       </w:pPr>
       <w:r>
-        <w:t>%% Runs the five searches and returns how many failed. Each search</w:t>
-      </w:r>
-    </w:p>
-    <w:p>
-      <w:pPr>
-        <w:pStyle w:val="SourceCode"/>
-      </w:pPr>
-      <w:r>
-        <w:t>%% returns 1 or 0, and its name says what it did. Remember, Erlang has no</w:t>
-      </w:r>
-    </w:p>
-    <w:p>
-      <w:pPr>
-        <w:pStyle w:val="SourceCode"/>
-      </w:pPr>
-      <w:r>
-        <w:t>%% +=, so each result gets a name of its own (Lesson 2.5a). The commas</w:t>
-      </w:r>
-    </w:p>
-    <w:p>
-      <w:pPr>
-        <w:pStyle w:val="SourceCode"/>
-      </w:pPr>
-      <w:r>
-        <w:t>%% between the matches run the searches in the order written. The blank</w:t>
-      </w:r>
-    </w:p>
-    <w:p>
-      <w:pPr>
-        <w:pStyle w:val="SourceCode"/>
-      </w:pPr>
-      <w:r>
-        <w:t>%% and over-long terms are rejected on purpose, so this run ends with</w:t>
-      </w:r>
-    </w:p>
-    <w:p>
-      <w:pPr>
-        <w:pStyle w:val="SourceCode"/>
-      </w:pPr>
-      <w:r>
-        <w:t>%% exit code 1.</w:t>
+        <w:t>%% Runs the five searches and returns how many failed. Each returns 1 or</w:t>
+      </w:r>
+    </w:p>
+    <w:p>
+      <w:pPr>
+        <w:pStyle w:val="SourceCode"/>
+      </w:pPr>
+      <w:r>
+        <w:t>%% 0, under a name that says what it did (Erlang has no +=, Lesson 2.5a).</w:t>
+      </w:r>
+    </w:p>
+    <w:p>
+      <w:pPr>
+        <w:pStyle w:val="SourceCode"/>
+      </w:pPr>
+      <w:r>
+        <w:t>%% Erlang does not promise the order in which the parts of one expression</w:t>
+      </w:r>
+    </w:p>
+    <w:p>
+      <w:pPr>
+        <w:pStyle w:val="SourceCode"/>
+      </w:pPr>
+      <w:r>
+        <w:t>%% run, such as the two sides of +, so each search is a match of its own:</w:t>
+      </w:r>
+    </w:p>
+    <w:p>
+      <w:pPr>
+        <w:pStyle w:val="SourceCode"/>
+      </w:pPr>
+      <w:r>
+        <w:t>%% the commas run them in the order written, and the sum comes last. The</w:t>
+      </w:r>
+    </w:p>
+    <w:p>
+      <w:pPr>
+        <w:pStyle w:val="SourceCode"/>
+      </w:pPr>
+      <w:r>
+        <w:t>%% blank and over-long terms are rejected on purpose: exit code 1.</w:t>
       </w:r>
     </w:p>
     <w:p>
@@ -25407,31 +25412,31 @@
       </w:rPr>
     </w:lvl>
   </w:abstractNum>
-  <w:num w:numId="1" w16cid:durableId="2068675809">
+  <w:num w:numId="1" w16cid:durableId="174266457">
     <w:abstractNumId w:val="8"/>
   </w:num>
-  <w:num w:numId="2" w16cid:durableId="1288896573">
+  <w:num w:numId="2" w16cid:durableId="78213250">
     <w:abstractNumId w:val="6"/>
   </w:num>
-  <w:num w:numId="3" w16cid:durableId="2047632535">
+  <w:num w:numId="3" w16cid:durableId="1316959129">
     <w:abstractNumId w:val="5"/>
   </w:num>
-  <w:num w:numId="4" w16cid:durableId="1448548294">
+  <w:num w:numId="4" w16cid:durableId="1495993554">
     <w:abstractNumId w:val="4"/>
   </w:num>
-  <w:num w:numId="5" w16cid:durableId="967469254">
+  <w:num w:numId="5" w16cid:durableId="1971596455">
     <w:abstractNumId w:val="7"/>
   </w:num>
-  <w:num w:numId="6" w16cid:durableId="1972783383">
+  <w:num w:numId="6" w16cid:durableId="1333871526">
     <w:abstractNumId w:val="3"/>
   </w:num>
-  <w:num w:numId="7" w16cid:durableId="1099327795">
+  <w:num w:numId="7" w16cid:durableId="2120030191">
     <w:abstractNumId w:val="2"/>
   </w:num>
-  <w:num w:numId="8" w16cid:durableId="278033105">
+  <w:num w:numId="8" w16cid:durableId="1636446696">
     <w:abstractNumId w:val="1"/>
   </w:num>
-  <w:num w:numId="9" w16cid:durableId="1117606856">
+  <w:num w:numId="9" w16cid:durableId="1691561241">
     <w:abstractNumId w:val="0"/>
   </w:num>
 </w:numbering>
